--- a/Papers/Risk Assessment.docx
+++ b/Papers/Risk Assessment.docx
@@ -553,18 +553,7 @@
           <w:highlight w:val="white"/>
           <w:lang w:val="en-GB"/>
         </w:rPr>
-        <w:t xml:space="preserve">, fully automated. </w:t>
-      </w:r>
-      <w:r>
-        <w:rPr>
-          <w:rFonts w:ascii="Calibri" w:hAnsi="Calibri" w:cs="Calibri"/>
-          <w:bCs/>
-          <w:sz w:val="24"/>
-          <w:szCs w:val="24"/>
-          <w:highlight w:val="white"/>
-          <w:lang w:val="en-GB"/>
-        </w:rPr>
-        <w:t xml:space="preserve"> </w:t>
+        <w:t>, fully automated.</w:t>
       </w:r>
       <w:r>
         <w:rPr>
@@ -736,7 +725,31 @@
           <w:highlight w:val="white"/>
           <w:lang w:val="en-GB"/>
         </w:rPr>
-        <w:t xml:space="preserve">equipment for monitoring the force and temperature along with the </w:t>
+        <w:t xml:space="preserve">equipment for monitoring the force and temperature </w:t>
+      </w:r>
+      <w:r>
+        <w:rPr>
+          <w:rFonts w:ascii="Calibri" w:hAnsi="Calibri" w:cs="Calibri"/>
+          <w:highlight w:val="yellow"/>
+          <w:lang w:val="en-GB"/>
+        </w:rPr>
+        <w:t>(which also acts as a safety feature, meaning that it stops the experiment if the temperature gets too high)</w:t>
+      </w:r>
+      <w:r>
+        <w:rPr>
+          <w:rFonts w:ascii="Calibri" w:hAnsi="Calibri" w:cs="Calibri"/>
+          <w:highlight w:val="white"/>
+          <w:lang w:val="en-GB"/>
+        </w:rPr>
+        <w:t xml:space="preserve"> </w:t>
+      </w:r>
+      <w:r>
+        <w:rPr>
+          <w:rFonts w:ascii="Calibri" w:hAnsi="Calibri" w:cs="Calibri"/>
+          <w:highlight w:val="white"/>
+          <w:lang w:val="en-GB"/>
+        </w:rPr>
+        <w:t xml:space="preserve">along with the </w:t>
       </w:r>
       <w:r>
         <w:rPr>
@@ -824,7 +837,31 @@
           <w:highlight w:val="white"/>
           <w:lang w:val="en-GB"/>
         </w:rPr>
-        <w:t xml:space="preserve"> Once x numbers of cycles are completed, the code shuts the potentiostat of and the experiment is completed.</w:t>
+        <w:t xml:space="preserve"> </w:t>
+      </w:r>
+      <w:r>
+        <w:rPr>
+          <w:rFonts w:ascii="Calibri" w:hAnsi="Calibri" w:cs="Calibri"/>
+          <w:highlight w:val="yellow"/>
+          <w:lang w:val="en-GB"/>
+        </w:rPr>
+        <w:t>The cell will be tested under normal operational conditions (3,0 – 4,2 V with 110 mA) and</w:t>
+      </w:r>
+      <w:r>
+        <w:rPr>
+          <w:rFonts w:ascii="Calibri" w:hAnsi="Calibri" w:cs="Calibri"/>
+          <w:highlight w:val="white"/>
+          <w:lang w:val="en-GB"/>
+        </w:rPr>
+        <w:t xml:space="preserve"> o</w:t>
+      </w:r>
+      <w:r>
+        <w:rPr>
+          <w:rFonts w:ascii="Calibri" w:hAnsi="Calibri" w:cs="Calibri"/>
+          <w:highlight w:val="white"/>
+          <w:lang w:val="en-GB"/>
+        </w:rPr>
+        <w:t>nce x numbers of cycles are completed, the code shuts the potentiostat of and the experiment is completed.</w:t>
       </w:r>
     </w:p>
     <w:p>
@@ -1016,6 +1053,7 @@
           <w:szCs w:val="24"/>
           <w:lang w:val="en-GB"/>
         </w:rPr>
+        <w:lastRenderedPageBreak/>
         <w:t>The</w:t>
       </w:r>
       <w:r>
@@ -1099,7 +1137,6 @@
           <w:szCs w:val="24"/>
           <w:lang w:val="en-GB"/>
         </w:rPr>
-        <w:lastRenderedPageBreak/>
         <w:t>Level of exposure</w:t>
       </w:r>
     </w:p>
@@ -1888,6 +1925,7 @@
           <w:szCs w:val="24"/>
           <w:lang w:val="en-GB"/>
         </w:rPr>
+        <w:lastRenderedPageBreak/>
         <w:t>The experiment itself does not affect environment. However, if the used cell breaks, an incorrect disposal of it can affect the environment.</w:t>
       </w:r>
     </w:p>
@@ -1941,7 +1979,6 @@
           <w:szCs w:val="24"/>
           <w:lang w:val="en-GB"/>
         </w:rPr>
-        <w:lastRenderedPageBreak/>
         <w:t>Waste management</w:t>
       </w:r>
     </w:p>

--- a/Papers/Risk Assessment.docx
+++ b/Papers/Risk Assessment.docx
@@ -555,17 +555,6 @@
         </w:rPr>
         <w:t>, fully automated.</w:t>
       </w:r>
-      <w:r>
-        <w:rPr>
-          <w:rFonts w:ascii="Calibri" w:hAnsi="Calibri" w:cs="Calibri"/>
-          <w:bCs/>
-          <w:sz w:val="24"/>
-          <w:szCs w:val="24"/>
-          <w:highlight w:val="white"/>
-          <w:lang w:val="en-GB"/>
-        </w:rPr>
-        <w:t xml:space="preserve"> </w:t>
-      </w:r>
     </w:p>
     <w:p>
       <w:pPr>
@@ -730,10 +719,97 @@
       <w:r>
         <w:rPr>
           <w:rFonts w:ascii="Calibri" w:hAnsi="Calibri" w:cs="Calibri"/>
-          <w:highlight w:val="yellow"/>
-          <w:lang w:val="en-GB"/>
-        </w:rPr>
-        <w:t>(which also acts as a safety feature, meaning that it stops the experiment if the temperature gets too high)</w:t>
+          <w:lang w:val="en-GB"/>
+        </w:rPr>
+        <w:t xml:space="preserve">(which also acts as a safety feature, meaning that it stops the experiment if the temperature gets too high) </w:t>
+      </w:r>
+      <w:r>
+        <w:rPr>
+          <w:rFonts w:ascii="Calibri" w:hAnsi="Calibri" w:cs="Calibri"/>
+          <w:highlight w:val="white"/>
+          <w:lang w:val="en-GB"/>
+        </w:rPr>
+        <w:t xml:space="preserve">along with the </w:t>
+      </w:r>
+      <w:r>
+        <w:rPr>
+          <w:rFonts w:ascii="Calibri" w:hAnsi="Calibri" w:cs="Calibri"/>
+          <w:highlight w:val="white"/>
+          <w:lang w:val="en-GB"/>
+        </w:rPr>
+        <w:t xml:space="preserve">equipment for cycling </w:t>
+      </w:r>
+      <w:r>
+        <w:rPr>
+          <w:rFonts w:ascii="Calibri" w:hAnsi="Calibri" w:cs="Calibri"/>
+          <w:highlight w:val="white"/>
+          <w:lang w:val="en-GB"/>
+        </w:rPr>
+        <w:t xml:space="preserve">will be </w:t>
+      </w:r>
+      <w:r>
+        <w:rPr>
+          <w:rFonts w:ascii="Calibri" w:hAnsi="Calibri" w:cs="Calibri"/>
+          <w:highlight w:val="white"/>
+          <w:lang w:val="en-GB"/>
+        </w:rPr>
+        <w:t xml:space="preserve">mounted on to </w:t>
+      </w:r>
+      <w:r>
+        <w:rPr>
+          <w:rFonts w:ascii="Calibri" w:hAnsi="Calibri" w:cs="Calibri"/>
+          <w:highlight w:val="white"/>
+          <w:lang w:val="en-GB"/>
+        </w:rPr>
+        <w:t xml:space="preserve">the </w:t>
+      </w:r>
+      <w:r>
+        <w:rPr>
+          <w:rFonts w:ascii="Calibri" w:hAnsi="Calibri" w:cs="Calibri"/>
+          <w:highlight w:val="white"/>
+          <w:lang w:val="en-GB"/>
+        </w:rPr>
+        <w:t>battery cell</w:t>
+      </w:r>
+      <w:r>
+        <w:rPr>
+          <w:rFonts w:ascii="Calibri" w:hAnsi="Calibri" w:cs="Calibri"/>
+          <w:highlight w:val="white"/>
+          <w:lang w:val="en-GB"/>
+        </w:rPr>
+        <w:t>. The experiment is started</w:t>
+      </w:r>
+      <w:r>
+        <w:rPr>
+          <w:rFonts w:ascii="Calibri" w:hAnsi="Calibri" w:cs="Calibri"/>
+          <w:highlight w:val="white"/>
+          <w:lang w:val="en-GB"/>
+        </w:rPr>
+        <w:t xml:space="preserve"> (meaning that the cycling starts)</w:t>
+      </w:r>
+      <w:r>
+        <w:rPr>
+          <w:rFonts w:ascii="Calibri" w:hAnsi="Calibri" w:cs="Calibri"/>
+          <w:highlight w:val="white"/>
+          <w:lang w:val="en-GB"/>
+        </w:rPr>
+        <w:t xml:space="preserve"> with code in Python and once up and running, it will be monitored </w:t>
+      </w:r>
+      <w:r>
+        <w:rPr>
+          <w:rFonts w:ascii="Calibri" w:hAnsi="Calibri" w:cs="Calibri"/>
+          <w:highlight w:val="white"/>
+          <w:lang w:val="en-GB"/>
+        </w:rPr>
+        <w:t>remotely</w:t>
+      </w:r>
+      <w:r>
+        <w:rPr>
+          <w:rFonts w:ascii="Calibri" w:hAnsi="Calibri" w:cs="Calibri"/>
+          <w:highlight w:val="white"/>
+          <w:lang w:val="en-GB"/>
+        </w:rPr>
+        <w:t xml:space="preserve"> while collecting data.</w:t>
       </w:r>
       <w:r>
         <w:rPr>
@@ -746,114 +822,17 @@
       <w:r>
         <w:rPr>
           <w:rFonts w:ascii="Calibri" w:hAnsi="Calibri" w:cs="Calibri"/>
-          <w:highlight w:val="white"/>
-          <w:lang w:val="en-GB"/>
-        </w:rPr>
-        <w:t xml:space="preserve">along with the </w:t>
-      </w:r>
-      <w:r>
-        <w:rPr>
-          <w:rFonts w:ascii="Calibri" w:hAnsi="Calibri" w:cs="Calibri"/>
-          <w:highlight w:val="white"/>
-          <w:lang w:val="en-GB"/>
-        </w:rPr>
-        <w:t xml:space="preserve">equipment for cycling </w:t>
-      </w:r>
-      <w:r>
-        <w:rPr>
-          <w:rFonts w:ascii="Calibri" w:hAnsi="Calibri" w:cs="Calibri"/>
-          <w:highlight w:val="white"/>
-          <w:lang w:val="en-GB"/>
-        </w:rPr>
-        <w:t xml:space="preserve">will be </w:t>
-      </w:r>
-      <w:r>
-        <w:rPr>
-          <w:rFonts w:ascii="Calibri" w:hAnsi="Calibri" w:cs="Calibri"/>
-          <w:highlight w:val="white"/>
-          <w:lang w:val="en-GB"/>
-        </w:rPr>
-        <w:t xml:space="preserve">mounted on to </w:t>
-      </w:r>
-      <w:r>
-        <w:rPr>
-          <w:rFonts w:ascii="Calibri" w:hAnsi="Calibri" w:cs="Calibri"/>
-          <w:highlight w:val="white"/>
-          <w:lang w:val="en-GB"/>
-        </w:rPr>
-        <w:t xml:space="preserve">the </w:t>
-      </w:r>
-      <w:r>
-        <w:rPr>
-          <w:rFonts w:ascii="Calibri" w:hAnsi="Calibri" w:cs="Calibri"/>
-          <w:highlight w:val="white"/>
-          <w:lang w:val="en-GB"/>
-        </w:rPr>
-        <w:t>battery cell</w:t>
-      </w:r>
-      <w:r>
-        <w:rPr>
-          <w:rFonts w:ascii="Calibri" w:hAnsi="Calibri" w:cs="Calibri"/>
-          <w:highlight w:val="white"/>
-          <w:lang w:val="en-GB"/>
-        </w:rPr>
-        <w:t>. The experiment is started</w:t>
-      </w:r>
-      <w:r>
-        <w:rPr>
-          <w:rFonts w:ascii="Calibri" w:hAnsi="Calibri" w:cs="Calibri"/>
-          <w:highlight w:val="white"/>
-          <w:lang w:val="en-GB"/>
-        </w:rPr>
-        <w:t xml:space="preserve"> (meaning that the cycling starts)</w:t>
-      </w:r>
-      <w:r>
-        <w:rPr>
-          <w:rFonts w:ascii="Calibri" w:hAnsi="Calibri" w:cs="Calibri"/>
-          <w:highlight w:val="white"/>
-          <w:lang w:val="en-GB"/>
-        </w:rPr>
-        <w:t xml:space="preserve"> with code in Python and once up and running, it will be monitored </w:t>
-      </w:r>
-      <w:r>
-        <w:rPr>
-          <w:rFonts w:ascii="Calibri" w:hAnsi="Calibri" w:cs="Calibri"/>
-          <w:highlight w:val="white"/>
-          <w:lang w:val="en-GB"/>
-        </w:rPr>
-        <w:t>remotely</w:t>
-      </w:r>
-      <w:r>
-        <w:rPr>
-          <w:rFonts w:ascii="Calibri" w:hAnsi="Calibri" w:cs="Calibri"/>
-          <w:highlight w:val="white"/>
-          <w:lang w:val="en-GB"/>
-        </w:rPr>
-        <w:t xml:space="preserve"> while collecting data.</w:t>
-      </w:r>
-      <w:r>
-        <w:rPr>
-          <w:rFonts w:ascii="Calibri" w:hAnsi="Calibri" w:cs="Calibri"/>
-          <w:highlight w:val="white"/>
-          <w:lang w:val="en-GB"/>
-        </w:rPr>
-        <w:t xml:space="preserve"> </w:t>
-      </w:r>
-      <w:r>
-        <w:rPr>
-          <w:rFonts w:ascii="Calibri" w:hAnsi="Calibri" w:cs="Calibri"/>
-          <w:highlight w:val="yellow"/>
-          <w:lang w:val="en-GB"/>
-        </w:rPr>
-        <w:t>The cell will be tested under normal operational conditions (3,0 – 4,2 V with 110 mA) and</w:t>
-      </w:r>
-      <w:r>
-        <w:rPr>
-          <w:rFonts w:ascii="Calibri" w:hAnsi="Calibri" w:cs="Calibri"/>
-          <w:highlight w:val="white"/>
-          <w:lang w:val="en-GB"/>
-        </w:rPr>
-        <w:t xml:space="preserve"> o</w:t>
+          <w:lang w:val="en-GB"/>
+        </w:rPr>
+        <w:t xml:space="preserve">The cell will be tested under normal operational conditions (3,0 – 4,2 V with 110 mA) and </w:t>
+      </w:r>
+      <w:r>
+        <w:rPr>
+          <w:rFonts w:ascii="Calibri" w:hAnsi="Calibri" w:cs="Calibri"/>
+          <w:highlight w:val="white"/>
+          <w:lang w:val="en-GB"/>
+        </w:rPr>
+        <w:t>o</w:t>
       </w:r>
       <w:r>
         <w:rPr>
@@ -1010,6 +989,30 @@
     </w:p>
     <w:p>
       <w:pPr>
+        <w:rPr>
+          <w:rFonts w:ascii="Calibri" w:hAnsi="Calibri" w:cs="Calibri"/>
+          <w:lang w:val="en-GB"/>
+        </w:rPr>
+      </w:pPr>
+    </w:p>
+    <w:p>
+      <w:pPr>
+        <w:rPr>
+          <w:rFonts w:ascii="Calibri" w:hAnsi="Calibri" w:cs="Calibri"/>
+          <w:lang w:val="en-GB"/>
+        </w:rPr>
+      </w:pPr>
+    </w:p>
+    <w:p>
+      <w:pPr>
+        <w:rPr>
+          <w:rFonts w:ascii="Calibri" w:hAnsi="Calibri" w:cs="Calibri"/>
+          <w:lang w:val="en-GB"/>
+        </w:rPr>
+      </w:pPr>
+    </w:p>
+    <w:p>
+      <w:pPr>
         <w:pStyle w:val="Liststycke"/>
         <w:numPr>
           <w:ilvl w:val="0"/>
@@ -1033,6 +1036,7 @@
           <w:szCs w:val="24"/>
           <w:lang w:val="en-GB"/>
         </w:rPr>
+        <w:lastRenderedPageBreak/>
         <w:t>Chemicals inherent risk</w:t>
       </w:r>
     </w:p>
@@ -1053,7 +1057,6 @@
           <w:szCs w:val="24"/>
           <w:lang w:val="en-GB"/>
         </w:rPr>
-        <w:lastRenderedPageBreak/>
         <w:t>The</w:t>
       </w:r>
       <w:r>
@@ -1143,7 +1146,6 @@
     <w:p>
       <w:pPr>
         <w:pStyle w:val="Liststycke"/>
-        <w:spacing w:line="240" w:lineRule="auto"/>
         <w:rPr>
           <w:rFonts w:ascii="Calibri" w:hAnsi="Calibri" w:cs="Calibri"/>
           <w:sz w:val="24"/>
@@ -1222,6 +1224,15 @@
           <w:lang w:val="en-GB"/>
         </w:rPr>
         <w:t>conditions</w:t>
+      </w:r>
+      <w:r>
+        <w:rPr>
+          <w:rFonts w:ascii="Calibri" w:hAnsi="Calibri" w:cs="Calibri"/>
+          <w:sz w:val="24"/>
+          <w:szCs w:val="24"/>
+          <w:lang w:val="en-GB"/>
+        </w:rPr>
+        <w:t xml:space="preserve"> (3,0 – 4,2 V and 110mA)</w:t>
       </w:r>
       <w:r>
         <w:rPr>
@@ -1371,7 +1382,7 @@
           <w:ilvl w:val="0"/>
           <w:numId w:val="8"/>
         </w:numPr>
-        <w:spacing w:before="240"/>
+        <w:spacing w:before="240" w:line="276" w:lineRule="auto"/>
         <w:ind w:left="0" w:hanging="11"/>
         <w:rPr>
           <w:b/>
@@ -1483,7 +1494,7 @@
           <w:ilvl w:val="0"/>
           <w:numId w:val="8"/>
         </w:numPr>
-        <w:spacing w:before="240"/>
+        <w:spacing w:before="240" w:line="276" w:lineRule="auto"/>
         <w:ind w:left="0" w:hanging="11"/>
         <w:rPr>
           <w:b/>
@@ -1503,6 +1514,7 @@
     <w:p>
       <w:pPr>
         <w:pStyle w:val="Default"/>
+        <w:spacing w:line="276" w:lineRule="auto"/>
         <w:ind w:left="720"/>
         <w:rPr>
           <w:lang w:val="en-GB"/>
@@ -1524,13 +1536,25 @@
         <w:rPr>
           <w:lang w:val="en-GB"/>
         </w:rPr>
+        <w:t xml:space="preserve"> (CO2), small water bath</w:t>
+      </w:r>
+      <w:r>
+        <w:rPr>
+          <w:lang w:val="en-GB"/>
+        </w:rPr>
         <w:t>, protective gloves</w:t>
       </w:r>
       <w:r>
         <w:rPr>
           <w:lang w:val="en-GB"/>
         </w:rPr>
-        <w:t xml:space="preserve"> and</w:t>
+        <w:t xml:space="preserve"> (nitrile or rubber), safety glasses, an apron or protective apron, an N95 mask </w:t>
+      </w:r>
+      <w:r>
+        <w:rPr>
+          <w:lang w:val="en-GB"/>
+        </w:rPr>
+        <w:t>and</w:t>
       </w:r>
       <w:r>
         <w:rPr>
@@ -1542,7 +1566,19 @@
         <w:rPr>
           <w:lang w:val="en-GB"/>
         </w:rPr>
-        <w:t>a ventilated area.</w:t>
+        <w:t xml:space="preserve">a </w:t>
+      </w:r>
+      <w:r>
+        <w:rPr>
+          <w:lang w:val="en-GB"/>
+        </w:rPr>
+        <w:t>well-ventilated</w:t>
+      </w:r>
+      <w:r>
+        <w:rPr>
+          <w:lang w:val="en-GB"/>
+        </w:rPr>
+        <w:t xml:space="preserve"> area.</w:t>
       </w:r>
     </w:p>
     <w:p>
@@ -1552,7 +1588,7 @@
           <w:ilvl w:val="0"/>
           <w:numId w:val="8"/>
         </w:numPr>
-        <w:spacing w:before="240"/>
+        <w:spacing w:before="240" w:line="276" w:lineRule="auto"/>
         <w:ind w:left="0" w:hanging="11"/>
         <w:rPr>
           <w:b/>
@@ -1586,7 +1622,16 @@
           <w:szCs w:val="24"/>
           <w:lang w:val="en-GB"/>
         </w:rPr>
-        <w:t>No specification of storage needed.</w:t>
+        <w:t>Long term storage in designated battery cabinet</w:t>
+      </w:r>
+      <w:r>
+        <w:rPr>
+          <w:rFonts w:ascii="Calibri" w:hAnsi="Calibri" w:cs="Calibri"/>
+          <w:sz w:val="24"/>
+          <w:szCs w:val="24"/>
+          <w:lang w:val="en-GB"/>
+        </w:rPr>
+        <w:t>.</w:t>
       </w:r>
     </w:p>
     <w:p>
@@ -1596,7 +1641,7 @@
           <w:ilvl w:val="0"/>
           <w:numId w:val="8"/>
         </w:numPr>
-        <w:spacing w:before="240"/>
+        <w:spacing w:before="240" w:line="276" w:lineRule="auto"/>
         <w:ind w:left="0" w:hanging="11"/>
         <w:rPr>
           <w:b/>
@@ -1658,7 +1703,7 @@
           <w:ilvl w:val="0"/>
           <w:numId w:val="8"/>
         </w:numPr>
-        <w:spacing w:before="240"/>
+        <w:spacing w:before="240" w:line="276" w:lineRule="auto"/>
         <w:ind w:left="0" w:hanging="11"/>
         <w:rPr>
           <w:b/>
@@ -1763,21 +1808,68 @@
       <w:pPr>
         <w:ind w:left="720"/>
         <w:rPr>
-          <w:rFonts w:ascii="Calibri" w:hAnsi="Calibri" w:cs="Calibri"/>
-          <w:sz w:val="24"/>
-          <w:szCs w:val="24"/>
-          <w:lang w:val="en-GB"/>
-        </w:rPr>
-      </w:pPr>
-      <w:r>
-        <w:rPr>
-          <w:rFonts w:ascii="Calibri" w:hAnsi="Calibri" w:cs="Calibri"/>
-          <w:sz w:val="24"/>
-          <w:szCs w:val="24"/>
-          <w:lang w:val="en-GB"/>
-        </w:rPr>
-        <w:t>If the cell breaks, gloves are needed.</w:t>
-      </w:r>
+          <w:rFonts w:asciiTheme="majorHAnsi" w:hAnsiTheme="majorHAnsi" w:cstheme="majorHAnsi"/>
+          <w:sz w:val="24"/>
+          <w:szCs w:val="24"/>
+          <w:lang w:val="en-GB"/>
+        </w:rPr>
+      </w:pPr>
+      <w:r>
+        <w:rPr>
+          <w:rFonts w:asciiTheme="majorHAnsi" w:hAnsiTheme="majorHAnsi" w:cstheme="majorHAnsi"/>
+          <w:sz w:val="24"/>
+          <w:szCs w:val="24"/>
+          <w:lang w:val="en-GB"/>
+        </w:rPr>
+        <w:t xml:space="preserve">If the cell breaks, </w:t>
+      </w:r>
+      <w:r>
+        <w:rPr>
+          <w:rFonts w:asciiTheme="majorHAnsi" w:hAnsiTheme="majorHAnsi" w:cstheme="majorHAnsi"/>
+          <w:sz w:val="24"/>
+          <w:szCs w:val="24"/>
+          <w:lang w:val="en-GB"/>
+        </w:rPr>
+        <w:t>protective gloves (nitrile or rubber), safety glasses, an apron or protective apron</w:t>
+      </w:r>
+      <w:r>
+        <w:rPr>
+          <w:rFonts w:asciiTheme="majorHAnsi" w:hAnsiTheme="majorHAnsi" w:cstheme="majorHAnsi"/>
+          <w:sz w:val="24"/>
+          <w:szCs w:val="24"/>
+          <w:lang w:val="en-GB"/>
+        </w:rPr>
+        <w:t xml:space="preserve"> and</w:t>
+      </w:r>
+      <w:r>
+        <w:rPr>
+          <w:rFonts w:asciiTheme="majorHAnsi" w:hAnsiTheme="majorHAnsi" w:cstheme="majorHAnsi"/>
+          <w:sz w:val="24"/>
+          <w:szCs w:val="24"/>
+          <w:lang w:val="en-GB"/>
+        </w:rPr>
+        <w:t xml:space="preserve"> an N95 mask</w:t>
+      </w:r>
+      <w:r>
+        <w:rPr>
+          <w:rFonts w:asciiTheme="majorHAnsi" w:hAnsiTheme="majorHAnsi" w:cstheme="majorHAnsi"/>
+          <w:sz w:val="24"/>
+          <w:szCs w:val="24"/>
+          <w:lang w:val="en-GB"/>
+        </w:rPr>
+        <w:t xml:space="preserve"> are needed.</w:t>
+      </w:r>
+    </w:p>
+    <w:p>
+      <w:pPr>
+        <w:ind w:left="720"/>
+        <w:rPr>
+          <w:rFonts w:asciiTheme="majorHAnsi" w:hAnsiTheme="majorHAnsi" w:cstheme="majorHAnsi"/>
+          <w:sz w:val="24"/>
+          <w:szCs w:val="24"/>
+          <w:lang w:val="en-GB"/>
+        </w:rPr>
+      </w:pPr>
     </w:p>
     <w:p>
       <w:pPr>
@@ -1807,6 +1899,7 @@
           <w:szCs w:val="24"/>
           <w:lang w:val="en-GB"/>
         </w:rPr>
+        <w:lastRenderedPageBreak/>
         <w:t>Describe the technical equipment</w:t>
       </w:r>
     </w:p>
@@ -1891,7 +1984,7 @@
           <w:ilvl w:val="0"/>
           <w:numId w:val="8"/>
         </w:numPr>
-        <w:spacing w:before="240"/>
+        <w:spacing w:before="240" w:line="276" w:lineRule="auto"/>
         <w:ind w:left="0" w:hanging="11"/>
         <w:rPr>
           <w:b/>
@@ -1925,31 +2018,8 @@
           <w:szCs w:val="24"/>
           <w:lang w:val="en-GB"/>
         </w:rPr>
-        <w:lastRenderedPageBreak/>
         <w:t>The experiment itself does not affect environment. However, if the used cell breaks, an incorrect disposal of it can affect the environment.</w:t>
       </w:r>
-    </w:p>
-    <w:p>
-      <w:pPr>
-        <w:ind w:left="720"/>
-        <w:rPr>
-          <w:rFonts w:ascii="Calibri" w:hAnsi="Calibri" w:cs="Calibri"/>
-          <w:sz w:val="24"/>
-          <w:szCs w:val="24"/>
-          <w:lang w:val="en-GB"/>
-        </w:rPr>
-      </w:pPr>
-    </w:p>
-    <w:p>
-      <w:pPr>
-        <w:ind w:left="720"/>
-        <w:rPr>
-          <w:rFonts w:ascii="Calibri" w:hAnsi="Calibri" w:cs="Calibri"/>
-          <w:sz w:val="24"/>
-          <w:szCs w:val="24"/>
-          <w:lang w:val="en-GB"/>
-        </w:rPr>
-      </w:pPr>
     </w:p>
     <w:p>
       <w:pPr>
@@ -2051,7 +2121,7 @@
           <w:ilvl w:val="0"/>
           <w:numId w:val="8"/>
         </w:numPr>
-        <w:spacing w:before="240"/>
+        <w:spacing w:before="240" w:line="276" w:lineRule="auto"/>
         <w:ind w:left="0" w:hanging="11"/>
         <w:rPr>
           <w:b/>
@@ -2148,25 +2218,115 @@
           <w:szCs w:val="24"/>
           <w:lang w:val="en-GB"/>
         </w:rPr>
-        <w:t>the fire extinguisher should be used to put it out. If the cell starts to leak electro</w:t>
-      </w:r>
-      <w:r>
-        <w:rPr>
-          <w:rFonts w:ascii="Calibri" w:hAnsi="Calibri" w:cs="Calibri"/>
-          <w:sz w:val="24"/>
-          <w:szCs w:val="24"/>
-          <w:lang w:val="en-GB"/>
-        </w:rPr>
-        <w:t xml:space="preserve">lyte, the lab manager will be informed. </w:t>
-      </w:r>
-      <w:r>
-        <w:rPr>
-          <w:rFonts w:ascii="Calibri" w:hAnsi="Calibri" w:cs="Calibri"/>
-          <w:sz w:val="24"/>
-          <w:szCs w:val="24"/>
-          <w:lang w:val="en-GB"/>
-        </w:rPr>
-        <w:t xml:space="preserve">For every imaginable accident, the power to the potentiostat should be turned off. </w:t>
+        <w:t xml:space="preserve">the fire extinguisher </w:t>
+      </w:r>
+      <w:r>
+        <w:rPr>
+          <w:rFonts w:ascii="Calibri" w:hAnsi="Calibri" w:cs="Calibri"/>
+          <w:sz w:val="24"/>
+          <w:szCs w:val="24"/>
+          <w:lang w:val="en-GB"/>
+        </w:rPr>
+        <w:t xml:space="preserve">or the water bath </w:t>
+      </w:r>
+      <w:r>
+        <w:rPr>
+          <w:rFonts w:ascii="Calibri" w:hAnsi="Calibri" w:cs="Calibri"/>
+          <w:sz w:val="24"/>
+          <w:szCs w:val="24"/>
+          <w:lang w:val="en-GB"/>
+        </w:rPr>
+        <w:t xml:space="preserve">should be used to put it out. </w:t>
+      </w:r>
+      <w:r>
+        <w:rPr>
+          <w:rFonts w:ascii="Calibri" w:hAnsi="Calibri" w:cs="Calibri"/>
+          <w:sz w:val="24"/>
+          <w:szCs w:val="24"/>
+          <w:lang w:val="en-GB"/>
+        </w:rPr>
+        <w:t xml:space="preserve">If the fire can’t be put out, 112 should be called and the </w:t>
+      </w:r>
+      <w:r>
+        <w:rPr>
+          <w:rFonts w:ascii="Calibri" w:hAnsi="Calibri" w:cs="Calibri"/>
+          <w:sz w:val="24"/>
+          <w:szCs w:val="24"/>
+          <w:lang w:val="en-GB"/>
+        </w:rPr>
+        <w:t xml:space="preserve">premises should be evacuated. </w:t>
+      </w:r>
+      <w:r>
+        <w:rPr>
+          <w:rFonts w:ascii="Calibri" w:hAnsi="Calibri" w:cs="Calibri"/>
+          <w:sz w:val="24"/>
+          <w:szCs w:val="24"/>
+          <w:lang w:val="en-GB"/>
+        </w:rPr>
+        <w:t>If the cell starts to leak electro</w:t>
+      </w:r>
+      <w:r>
+        <w:rPr>
+          <w:rFonts w:ascii="Calibri" w:hAnsi="Calibri" w:cs="Calibri"/>
+          <w:sz w:val="24"/>
+          <w:szCs w:val="24"/>
+          <w:lang w:val="en-GB"/>
+        </w:rPr>
+        <w:t>lyte,</w:t>
+      </w:r>
+      <w:r>
+        <w:rPr>
+          <w:rFonts w:ascii="Calibri" w:hAnsi="Calibri" w:cs="Calibri"/>
+          <w:sz w:val="24"/>
+          <w:szCs w:val="24"/>
+          <w:lang w:val="en-GB"/>
+        </w:rPr>
+        <w:t xml:space="preserve"> it should be placed in a plastic zip lock bag. The surface should be cleaned with paper towels and ethanol or propanol and then placed in the same zip lock bag as the cell. The bag should be stored in a ventilated area until an authorized company can come and pick it up</w:t>
+      </w:r>
+      <w:r>
+        <w:rPr>
+          <w:rFonts w:ascii="Calibri" w:hAnsi="Calibri" w:cs="Calibri"/>
+          <w:sz w:val="24"/>
+          <w:szCs w:val="24"/>
+          <w:lang w:val="en-GB"/>
+        </w:rPr>
+        <w:t xml:space="preserve">. </w:t>
+      </w:r>
+      <w:r>
+        <w:rPr>
+          <w:rFonts w:ascii="Calibri" w:hAnsi="Calibri" w:cs="Calibri"/>
+          <w:sz w:val="24"/>
+          <w:szCs w:val="24"/>
+          <w:lang w:val="en-GB"/>
+        </w:rPr>
+        <w:t>For every imaginable accident, the power to the potentiostat should be turned off</w:t>
+      </w:r>
+      <w:r>
+        <w:rPr>
+          <w:rFonts w:ascii="Calibri" w:hAnsi="Calibri" w:cs="Calibri"/>
+          <w:sz w:val="24"/>
+          <w:szCs w:val="24"/>
+          <w:lang w:val="en-GB"/>
+        </w:rPr>
+        <w:t xml:space="preserve"> and the </w:t>
+      </w:r>
+      <w:r>
+        <w:rPr>
+          <w:rFonts w:ascii="Calibri" w:hAnsi="Calibri" w:cs="Calibri"/>
+          <w:sz w:val="24"/>
+          <w:szCs w:val="24"/>
+          <w:lang w:val="en-GB"/>
+        </w:rPr>
+        <w:t>lab manager will be informed</w:t>
+      </w:r>
+      <w:r>
+        <w:rPr>
+          <w:rFonts w:ascii="Calibri" w:hAnsi="Calibri" w:cs="Calibri"/>
+          <w:sz w:val="24"/>
+          <w:szCs w:val="24"/>
+          <w:lang w:val="en-GB"/>
+        </w:rPr>
+        <w:t>.</w:t>
       </w:r>
     </w:p>
     <w:p>
@@ -2176,7 +2336,7 @@
           <w:ilvl w:val="0"/>
           <w:numId w:val="8"/>
         </w:numPr>
-        <w:spacing w:before="240"/>
+        <w:spacing w:before="240" w:line="276" w:lineRule="auto"/>
         <w:ind w:left="0" w:hanging="11"/>
         <w:rPr>
           <w:b/>
@@ -2468,8 +2628,32 @@
           <w:highlight w:val="white"/>
           <w:lang w:val="en-GB"/>
         </w:rPr>
-        <w:t xml:space="preserve">A technical data sheet for the battery cell can be provided if needed. </w:t>
-      </w:r>
+        <w:t>A technical data sheet for the battery cell can be provided if needed.</w:t>
+      </w:r>
+    </w:p>
+    <w:p>
+      <w:pPr>
+        <w:ind w:left="720"/>
+        <w:rPr>
+          <w:rFonts w:ascii="Calibri" w:hAnsi="Calibri" w:cs="Calibri"/>
+          <w:sz w:val="24"/>
+          <w:szCs w:val="24"/>
+          <w:highlight w:val="white"/>
+          <w:lang w:val="en-GB"/>
+        </w:rPr>
+      </w:pPr>
+    </w:p>
+    <w:p>
+      <w:pPr>
+        <w:ind w:left="720"/>
+        <w:rPr>
+          <w:rFonts w:ascii="Calibri" w:hAnsi="Calibri" w:cs="Calibri"/>
+          <w:sz w:val="24"/>
+          <w:szCs w:val="24"/>
+          <w:highlight w:val="white"/>
+          <w:lang w:val="en-GB"/>
+        </w:rPr>
+      </w:pPr>
     </w:p>
     <w:p>
       <w:pPr>
@@ -2498,6 +2682,7 @@
           <w:highlight w:val="white"/>
           <w:lang w:val="en-GB"/>
         </w:rPr>
+        <w:lastRenderedPageBreak/>
         <w:t>Planned actions</w:t>
       </w:r>
     </w:p>
@@ -2611,7 +2796,7 @@
           <w:highlight w:val="white"/>
           <w:lang w:val="en-GB"/>
         </w:rPr>
-        <w:t>ignatures,</w:t>
+        <w:t>ignatures</w:t>
       </w:r>
       <w:r>
         <w:rPr>
@@ -2645,6 +2830,17 @@
           <w:lang w:val="en-GB"/>
         </w:rPr>
         <w:t>s</w:t>
+      </w:r>
+      <w:r>
+        <w:rPr>
+          <w:rFonts w:ascii="Calibri" w:hAnsi="Calibri" w:cs="Calibri"/>
+          <w:b/>
+          <w:sz w:val="24"/>
+          <w:szCs w:val="24"/>
+          <w:highlight w:val="white"/>
+          <w:lang w:val="en-GB"/>
+        </w:rPr>
+        <w:t>.</w:t>
       </w:r>
     </w:p>
     <w:tbl>

--- a/Papers/Risk Assessment.docx
+++ b/Papers/Risk Assessment.docx
@@ -271,7 +271,47 @@
           <w:szCs w:val="24"/>
           <w:lang w:val="en-GB"/>
         </w:rPr>
-        <w:t>There are acceptable risks associated with this experiment, but no actions are needed. Before starting the experiment, verify that the monitoring of the temperature and all the safety features in the code is working. Also, make sure that a fire extinguisher and protective gloves is nearby in case of a cell breaking.</w:t>
+        <w:t>There are acceptable risks associated with this experiment, but no actions are needed. Before starting the experiment, verify that the monitoring of the temperature and all the safety features in the code is working. Also, make sure that a fire extinguisher</w:t>
+      </w:r>
+      <w:r>
+        <w:rPr>
+          <w:rFonts w:ascii="Calibri" w:hAnsi="Calibri" w:cs="Calibri"/>
+          <w:b/>
+          <w:sz w:val="24"/>
+          <w:szCs w:val="24"/>
+          <w:lang w:val="en-GB"/>
+        </w:rPr>
+        <w:t xml:space="preserve"> or water bath and necessary protective equipment </w:t>
+      </w:r>
+      <w:r>
+        <w:rPr>
+          <w:rFonts w:ascii="Calibri" w:hAnsi="Calibri" w:cs="Calibri"/>
+          <w:b/>
+          <w:sz w:val="24"/>
+          <w:szCs w:val="24"/>
+          <w:lang w:val="en-GB"/>
+        </w:rPr>
+        <w:t xml:space="preserve">is nearby in case of a cell </w:t>
+      </w:r>
+      <w:r>
+        <w:rPr>
+          <w:rFonts w:ascii="Calibri" w:hAnsi="Calibri" w:cs="Calibri"/>
+          <w:b/>
+          <w:sz w:val="24"/>
+          <w:szCs w:val="24"/>
+          <w:lang w:val="en-GB"/>
+        </w:rPr>
+        <w:t xml:space="preserve">catching fire or </w:t>
+      </w:r>
+      <w:r>
+        <w:rPr>
+          <w:rFonts w:ascii="Calibri" w:hAnsi="Calibri" w:cs="Calibri"/>
+          <w:b/>
+          <w:sz w:val="24"/>
+          <w:szCs w:val="24"/>
+          <w:lang w:val="en-GB"/>
+        </w:rPr>
+        <w:t>breaking.</w:t>
       </w:r>
     </w:p>
     <w:p>
@@ -986,14 +1026,6 @@
         </w:rPr>
         <w:t>present no risk.</w:t>
       </w:r>
-    </w:p>
-    <w:p>
-      <w:pPr>
-        <w:rPr>
-          <w:rFonts w:ascii="Calibri" w:hAnsi="Calibri" w:cs="Calibri"/>
-          <w:lang w:val="en-GB"/>
-        </w:rPr>
-      </w:pPr>
     </w:p>
     <w:p>
       <w:pPr>
@@ -2308,25 +2340,7 @@
           <w:szCs w:val="24"/>
           <w:lang w:val="en-GB"/>
         </w:rPr>
-        <w:t xml:space="preserve"> and the </w:t>
-      </w:r>
-      <w:r>
-        <w:rPr>
-          <w:rFonts w:ascii="Calibri" w:hAnsi="Calibri" w:cs="Calibri"/>
-          <w:sz w:val="24"/>
-          <w:szCs w:val="24"/>
-          <w:lang w:val="en-GB"/>
-        </w:rPr>
-        <w:t>lab manager will be informed</w:t>
-      </w:r>
-      <w:r>
-        <w:rPr>
-          <w:rFonts w:ascii="Calibri" w:hAnsi="Calibri" w:cs="Calibri"/>
-          <w:sz w:val="24"/>
-          <w:szCs w:val="24"/>
-          <w:lang w:val="en-GB"/>
-        </w:rPr>
-        <w:t>.</w:t>
+        <w:t xml:space="preserve"> and the lab manager will be informed.</w:t>
       </w:r>
     </w:p>
     <w:p>
